--- a/zht/docx/026.content.docx
+++ b/zht/docx/026.content.docx
@@ -522,18 +522,12 @@
           <w:lang w:val="zh_TW" w:bidi="zh_TW"/>
         </w:rPr>
       </w:r>
-      <w:hyperlink r:id="rId13">
-        <w:r>
-          <w:rPr>
-            <w:lang w:val="zh_TW" w:bidi="zh_TW"/>
-          </w:rPr>
-          <w:rPr>
-            <w:color w:val="0000EE"/>
-            <w:u w:val="single"/>
-          </w:rPr>
-          <w:t>哥林多前書11:9–10</w:t>
-        </w:r>
-      </w:hyperlink>
+      <w:r>
+        <w:rPr>
+          <w:lang w:val="zh_TW" w:bidi="zh_TW"/>
+        </w:rPr>
+        <w:t>哥林多前書11:9–10</w:t>
+      </w:r>
     </w:p>
     <w:p>
       <w:pPr>
@@ -546,18 +540,12 @@
           <w:lang w:val="zh_TW" w:bidi="zh_TW"/>
         </w:rPr>
       </w:r>
-      <w:hyperlink r:id="rId14">
-        <w:r>
-          <w:rPr>
-            <w:lang w:val="zh_TW" w:bidi="zh_TW"/>
-          </w:rPr>
-          <w:rPr>
-            <w:color w:val="0000EE"/>
-            <w:u w:val="single"/>
-          </w:rPr>
-          <w:t>彼得前書4:17–19</w:t>
-        </w:r>
-      </w:hyperlink>
+      <w:r>
+        <w:rPr>
+          <w:lang w:val="zh_TW" w:bidi="zh_TW"/>
+        </w:rPr>
+        <w:t>彼得前書4:17–19</w:t>
+      </w:r>
     </w:p>
     <w:p>
       <w:pPr>
@@ -570,18 +558,12 @@
           <w:lang w:val="zh_TW" w:bidi="zh_TW"/>
         </w:rPr>
       </w:r>
-      <w:hyperlink r:id="rId15">
-        <w:r>
-          <w:rPr>
-            <w:lang w:val="zh_TW" w:bidi="zh_TW"/>
-          </w:rPr>
-          <w:rPr>
-            <w:color w:val="0000EE"/>
-            <w:u w:val="single"/>
-          </w:rPr>
-          <w:t>歌羅西書1:15</w:t>
-        </w:r>
-      </w:hyperlink>
+      <w:r>
+        <w:rPr>
+          <w:lang w:val="zh_TW" w:bidi="zh_TW"/>
+        </w:rPr>
+        <w:t>歌羅西書1:15</w:t>
+      </w:r>
     </w:p>
     <w:p>
       <w:pPr>
@@ -594,18 +576,12 @@
           <w:lang w:val="zh_TW" w:bidi="zh_TW"/>
         </w:rPr>
       </w:r>
-      <w:hyperlink r:id="rId16">
-        <w:r>
-          <w:rPr>
-            <w:lang w:val="zh_TW" w:bidi="zh_TW"/>
-          </w:rPr>
-          <w:rPr>
-            <w:color w:val="0000EE"/>
-            <w:u w:val="single"/>
-          </w:rPr>
-          <w:t>加拉太書6:15</w:t>
-        </w:r>
-      </w:hyperlink>
+      <w:r>
+        <w:rPr>
+          <w:lang w:val="zh_TW" w:bidi="zh_TW"/>
+        </w:rPr>
+        <w:t>加拉太書6:15</w:t>
+      </w:r>
     </w:p>
     <w:p>
       <w:pPr>
@@ -618,18 +594,12 @@
           <w:lang w:val="zh_TW" w:bidi="zh_TW"/>
         </w:rPr>
       </w:r>
-      <w:hyperlink r:id="rId17">
-        <w:r>
-          <w:rPr>
-            <w:lang w:val="zh_TW" w:bidi="zh_TW"/>
-          </w:rPr>
-          <w:rPr>
-            <w:color w:val="0000EE"/>
-            <w:u w:val="single"/>
-          </w:rPr>
-          <w:t>創世記1:1</w:t>
-        </w:r>
-      </w:hyperlink>
+      <w:r>
+        <w:rPr>
+          <w:lang w:val="zh_TW" w:bidi="zh_TW"/>
+        </w:rPr>
+        <w:t>創世記1:1</w:t>
+      </w:r>
     </w:p>
     <w:p>
       <w:pPr>
@@ -642,18 +612,12 @@
           <w:lang w:val="zh_TW" w:bidi="zh_TW"/>
         </w:rPr>
       </w:r>
-      <w:hyperlink r:id="rId18">
-        <w:r>
-          <w:rPr>
-            <w:lang w:val="zh_TW" w:bidi="zh_TW"/>
-          </w:rPr>
-          <w:rPr>
-            <w:color w:val="0000EE"/>
-            <w:u w:val="single"/>
-          </w:rPr>
-          <w:t>創世記14:19–20</w:t>
-        </w:r>
-      </w:hyperlink>
+      <w:r>
+        <w:rPr>
+          <w:lang w:val="zh_TW" w:bidi="zh_TW"/>
+        </w:rPr>
+        <w:t>創世記14:19–20</w:t>
+      </w:r>
     </w:p>
     <w:p>
       <w:pPr>
@@ -918,18 +882,12 @@
           <w:lang w:val="zh_TW" w:bidi="zh_TW"/>
         </w:rPr>
       </w:r>
-      <w:hyperlink r:id="rId19">
-        <w:r>
-          <w:rPr>
-            <w:lang w:val="zh_TW" w:bidi="zh_TW"/>
-          </w:rPr>
-          <w:rPr>
-            <w:color w:val="0000EE"/>
-            <w:u w:val="single"/>
-          </w:rPr>
-          <w:t>何西阿書8:13–14</w:t>
-        </w:r>
-      </w:hyperlink>
+      <w:r>
+        <w:rPr>
+          <w:lang w:val="zh_TW" w:bidi="zh_TW"/>
+        </w:rPr>
+        <w:t>何西阿書8:13–14</w:t>
+      </w:r>
     </w:p>
     <w:p>
       <w:pPr>

--- a/zht/docx/026.content.docx
+++ b/zht/docx/026.content.docx
@@ -833,19 +833,7 @@
         <w:rPr>
           <w:lang w:val="zh_TW" w:bidi="zh_TW"/>
         </w:rPr>
-        <w:t>（另見：</w:t>
-      </w:r>
-      <w:r>
-        <w:rPr>
-          <w:lang w:val="zh_TW" w:bidi="zh_TW"/>
-        </w:rPr>
-        <w:t>創造</w:t>
-      </w:r>
-      <w:r>
-        <w:rPr>
-          <w:lang w:val="zh_TW" w:bidi="zh_TW"/>
-        </w:rPr>
-        <w:t>，</w:t>
+        <w:t>（另見：創造，</w:t>
       </w:r>
       <w:r>
         <w:rPr>
